--- a/素材/效果类项目素材/折叠氛围露营灯/折叠氛围露营灯资料包.docx
+++ b/素材/效果类项目素材/折叠氛围露营灯/折叠氛围露营灯资料包.docx
@@ -4,538 +4,575 @@
   <w:body>
     <w:p>
       <w:pPr>
-        <w:keepNext/>
-        <w:spacing w:after="80"/>
-        <w:jc w:val="left"/>
+        <w:pStyle w:val="Title"/>
       </w:pPr>
       <w:r>
-        <w:rPr>
-          <w:rFonts w:ascii="Microsoft YaHei" w:hAnsi="Microsoft YaHei" w:eastAsia="Microsoft YaHei"/>
-          <w:b/>
-          <w:color w:val="253247"/>
-          <w:sz w:val="42"/>
-        </w:rPr>
-        <w:t>折叠氛围露营灯产品素材制作信息</w:t>
+        <w:t>折叠氛围露营灯产品资料包</w:t>
       </w:r>
     </w:p>
     <w:p>
       <w:pPr>
-        <w:spacing w:after="240"/>
+        <w:pStyle w:val="DocumentSubtitle"/>
       </w:pPr>
       <w:r>
-        <w:rPr>
-          <w:rFonts w:ascii="Microsoft YaHei" w:hAnsi="Microsoft YaHei" w:eastAsia="Microsoft YaHei"/>
-          <w:b/>
-          <w:color w:val="C4552D"/>
-          <w:sz w:val="20"/>
-        </w:rPr>
         <w:t>效果类项目素材资料</w:t>
       </w:r>
     </w:p>
     <w:p>
       <w:pPr>
-        <w:spacing w:before="40" w:after="240" w:line="324" w:lineRule="auto"/>
-        <w:ind w:left="198" w:right="198"/>
-        <w:shd w:val="clear" w:color="auto" w:fill="FFF5EF"/>
+        <w:spacing w:after="180"/>
+      </w:pPr>
+      <w:r>
+        <w:t>本资料包只记录已确认的产品基础信息和可直接用于素材创意的卖点事实。Prompt 数量、片段时长、视觉风格、投放渠道和禁用元素在 Prompt 节点配置；画幅、分辨率和生成模型能力在视频渲染节点配置。</w:t>
+      </w:r>
+    </w:p>
+    <w:p>
+      <w:pPr>
+        <w:pStyle w:val="Heading1"/>
+      </w:pPr>
+      <w:r>
+        <w:t>产品基础信息</w:t>
+      </w:r>
+    </w:p>
+    <w:tbl>
+      <w:tblPr>
+        <w:tblW w:type="auto" w:w="0"/>
+        <w:tblLayout w:type="fixed"/>
+        <w:tblLook w:firstColumn="1" w:firstRow="1" w:lastColumn="0" w:lastRow="0" w:noHBand="0" w:noVBand="1" w:val="04A0"/>
+        <w:tblBorders>
+          <w:top w:val="single" w:sz="6" w:color="D9D9D9"/>
+          <w:left w:val="single" w:sz="6" w:color="D9D9D9"/>
+          <w:bottom w:val="single" w:sz="6" w:color="D9D9D9"/>
+          <w:right w:val="single" w:sz="6" w:color="D9D9D9"/>
+          <w:insideH w:val="single" w:sz="6" w:color="D9D9D9"/>
+          <w:insideV w:val="single" w:sz="6" w:color="D9D9D9"/>
+        </w:tblBorders>
+      </w:tblPr>
+      <w:tblGrid>
+        <w:gridCol w:w="4762"/>
+        <w:gridCol w:w="4762"/>
+      </w:tblGrid>
+      <w:tr>
+        <w:tc>
+          <w:tcPr>
+            <w:tcW w:type="dxa" w:w="1814"/>
+            <w:vAlign w:val="center"/>
+            <w:shd w:fill="EEF3F9"/>
+            <w:tcMar>
+              <w:top w:w="100" w:type="dxa"/>
+              <w:start w:w="120" w:type="dxa"/>
+              <w:bottom w:w="100" w:type="dxa"/>
+              <w:end w:w="120" w:type="dxa"/>
+            </w:tcMar>
+          </w:tcPr>
+          <w:p>
+            <w:pPr>
+              <w:spacing w:after="0"/>
+              <w:jc w:val="center"/>
+            </w:pPr>
+            <w:r>
+              <w:rPr>
+                <w:rFonts w:ascii="Microsoft YaHei" w:hAnsi="Microsoft YaHei" w:eastAsia="Microsoft YaHei"/>
+                <w:b/>
+                <w:color w:val="000000"/>
+                <w:sz w:val="20"/>
+              </w:rPr>
+              <w:t>产品品类</w:t>
+            </w:r>
+          </w:p>
+        </w:tc>
+        <w:tc>
+          <w:tcPr>
+            <w:tcW w:type="dxa" w:w="7483"/>
+            <w:vAlign w:val="center"/>
+            <w:tcMar>
+              <w:top w:w="100" w:type="dxa"/>
+              <w:start w:w="120" w:type="dxa"/>
+              <w:bottom w:w="100" w:type="dxa"/>
+              <w:end w:w="120" w:type="dxa"/>
+            </w:tcMar>
+          </w:tcPr>
+          <w:p>
+            <w:pPr>
+              <w:spacing w:after="0"/>
+            </w:pPr>
+            <w:r>
+              <w:rPr>
+                <w:rFonts w:ascii="Microsoft YaHei" w:hAnsi="Microsoft YaHei" w:eastAsia="Microsoft YaHei"/>
+                <w:b w:val="0"/>
+                <w:color w:val="000000"/>
+                <w:sz w:val="20"/>
+              </w:rPr>
+              <w:t>户外照明用品</w:t>
+            </w:r>
+          </w:p>
+        </w:tc>
+      </w:tr>
+      <w:tr>
+        <w:tc>
+          <w:tcPr>
+            <w:tcW w:type="dxa" w:w="1814"/>
+            <w:vAlign w:val="center"/>
+            <w:shd w:fill="EEF3F9"/>
+            <w:tcMar>
+              <w:top w:w="100" w:type="dxa"/>
+              <w:start w:w="120" w:type="dxa"/>
+              <w:bottom w:w="100" w:type="dxa"/>
+              <w:end w:w="120" w:type="dxa"/>
+            </w:tcMar>
+          </w:tcPr>
+          <w:p>
+            <w:pPr>
+              <w:spacing w:after="0"/>
+              <w:jc w:val="center"/>
+            </w:pPr>
+            <w:r>
+              <w:rPr>
+                <w:rFonts w:ascii="Microsoft YaHei" w:hAnsi="Microsoft YaHei" w:eastAsia="Microsoft YaHei"/>
+                <w:b/>
+                <w:color w:val="000000"/>
+                <w:sz w:val="20"/>
+              </w:rPr>
+              <w:t>产品名称</w:t>
+            </w:r>
+          </w:p>
+        </w:tc>
+        <w:tc>
+          <w:tcPr>
+            <w:tcW w:type="dxa" w:w="7483"/>
+            <w:vAlign w:val="center"/>
+            <w:tcMar>
+              <w:top w:w="100" w:type="dxa"/>
+              <w:start w:w="120" w:type="dxa"/>
+              <w:bottom w:w="100" w:type="dxa"/>
+              <w:end w:w="120" w:type="dxa"/>
+            </w:tcMar>
+          </w:tcPr>
+          <w:p>
+            <w:pPr>
+              <w:spacing w:after="0"/>
+            </w:pPr>
+            <w:r>
+              <w:rPr>
+                <w:rFonts w:ascii="Microsoft YaHei" w:hAnsi="Microsoft YaHei" w:eastAsia="Microsoft YaHei"/>
+                <w:b w:val="0"/>
+                <w:color w:val="000000"/>
+                <w:sz w:val="20"/>
+              </w:rPr>
+              <w:t>折叠氛围露营灯</w:t>
+            </w:r>
+          </w:p>
+        </w:tc>
+      </w:tr>
+      <w:tr>
+        <w:tc>
+          <w:tcPr>
+            <w:tcW w:type="dxa" w:w="1814"/>
+            <w:vAlign w:val="center"/>
+            <w:shd w:fill="EEF3F9"/>
+            <w:tcMar>
+              <w:top w:w="100" w:type="dxa"/>
+              <w:start w:w="120" w:type="dxa"/>
+              <w:bottom w:w="100" w:type="dxa"/>
+              <w:end w:w="120" w:type="dxa"/>
+            </w:tcMar>
+          </w:tcPr>
+          <w:p>
+            <w:pPr>
+              <w:spacing w:after="0"/>
+              <w:jc w:val="center"/>
+            </w:pPr>
+            <w:r>
+              <w:rPr>
+                <w:rFonts w:ascii="Microsoft YaHei" w:hAnsi="Microsoft YaHei" w:eastAsia="Microsoft YaHei"/>
+                <w:b/>
+                <w:color w:val="000000"/>
+                <w:sz w:val="20"/>
+              </w:rPr>
+              <w:t>核心规格</w:t>
+            </w:r>
+          </w:p>
+        </w:tc>
+        <w:tc>
+          <w:tcPr>
+            <w:tcW w:type="dxa" w:w="7483"/>
+            <w:vAlign w:val="center"/>
+            <w:tcMar>
+              <w:top w:w="100" w:type="dxa"/>
+              <w:start w:w="120" w:type="dxa"/>
+              <w:bottom w:w="100" w:type="dxa"/>
+              <w:end w:w="120" w:type="dxa"/>
+            </w:tcMar>
+          </w:tcPr>
+          <w:p>
+            <w:pPr>
+              <w:spacing w:after="0"/>
+            </w:pPr>
+            <w:r>
+              <w:rPr>
+                <w:rFonts w:ascii="Microsoft YaHei" w:hAnsi="Microsoft YaHei" w:eastAsia="Microsoft YaHei"/>
+                <w:b w:val="0"/>
+                <w:color w:val="000000"/>
+                <w:sz w:val="20"/>
+              </w:rPr>
+              <w:t>4000mAh，USB-C 充电，暖白双光</w:t>
+            </w:r>
+          </w:p>
+        </w:tc>
+      </w:tr>
+      <w:tr>
+        <w:tc>
+          <w:tcPr>
+            <w:tcW w:type="dxa" w:w="1814"/>
+            <w:vAlign w:val="center"/>
+            <w:shd w:fill="EEF3F9"/>
+            <w:tcMar>
+              <w:top w:w="100" w:type="dxa"/>
+              <w:start w:w="120" w:type="dxa"/>
+              <w:bottom w:w="100" w:type="dxa"/>
+              <w:end w:w="120" w:type="dxa"/>
+            </w:tcMar>
+          </w:tcPr>
+          <w:p>
+            <w:pPr>
+              <w:spacing w:after="0"/>
+              <w:jc w:val="center"/>
+            </w:pPr>
+            <w:r>
+              <w:rPr>
+                <w:rFonts w:ascii="Microsoft YaHei" w:hAnsi="Microsoft YaHei" w:eastAsia="Microsoft YaHei"/>
+                <w:b/>
+                <w:color w:val="000000"/>
+                <w:sz w:val="20"/>
+              </w:rPr>
+              <w:t>价格带</w:t>
+            </w:r>
+          </w:p>
+        </w:tc>
+        <w:tc>
+          <w:tcPr>
+            <w:tcW w:type="dxa" w:w="7483"/>
+            <w:vAlign w:val="center"/>
+            <w:tcMar>
+              <w:top w:w="100" w:type="dxa"/>
+              <w:start w:w="120" w:type="dxa"/>
+              <w:bottom w:w="100" w:type="dxa"/>
+              <w:end w:w="120" w:type="dxa"/>
+            </w:tcMar>
+          </w:tcPr>
+          <w:p>
+            <w:pPr>
+              <w:spacing w:after="0"/>
+            </w:pPr>
+            <w:r>
+              <w:rPr>
+                <w:rFonts w:ascii="Microsoft YaHei" w:hAnsi="Microsoft YaHei" w:eastAsia="Microsoft YaHei"/>
+                <w:b w:val="0"/>
+                <w:color w:val="000000"/>
+                <w:sz w:val="20"/>
+              </w:rPr>
+              <w:t>99 元/盏</w:t>
+            </w:r>
+          </w:p>
+        </w:tc>
+      </w:tr>
+      <w:tr>
+        <w:tc>
+          <w:tcPr>
+            <w:tcW w:type="dxa" w:w="1814"/>
+            <w:vAlign w:val="center"/>
+            <w:shd w:fill="EEF3F9"/>
+            <w:tcMar>
+              <w:top w:w="100" w:type="dxa"/>
+              <w:start w:w="120" w:type="dxa"/>
+              <w:bottom w:w="100" w:type="dxa"/>
+              <w:end w:w="120" w:type="dxa"/>
+            </w:tcMar>
+          </w:tcPr>
+          <w:p>
+            <w:pPr>
+              <w:spacing w:after="0"/>
+              <w:jc w:val="center"/>
+            </w:pPr>
+            <w:r>
+              <w:rPr>
+                <w:rFonts w:ascii="Microsoft YaHei" w:hAnsi="Microsoft YaHei" w:eastAsia="Microsoft YaHei"/>
+                <w:b/>
+                <w:color w:val="000000"/>
+                <w:sz w:val="20"/>
+              </w:rPr>
+              <w:t>核心外观特征</w:t>
+            </w:r>
+          </w:p>
+        </w:tc>
+        <w:tc>
+          <w:tcPr>
+            <w:tcW w:type="dxa" w:w="7483"/>
+            <w:vAlign w:val="center"/>
+            <w:tcMar>
+              <w:top w:w="100" w:type="dxa"/>
+              <w:start w:w="120" w:type="dxa"/>
+              <w:bottom w:w="100" w:type="dxa"/>
+              <w:end w:w="120" w:type="dxa"/>
+            </w:tcMar>
+          </w:tcPr>
+          <w:p>
+            <w:pPr>
+              <w:spacing w:after="0"/>
+            </w:pPr>
+            <w:r>
+              <w:rPr>
+                <w:rFonts w:ascii="Microsoft YaHei" w:hAnsi="Microsoft YaHei" w:eastAsia="Microsoft YaHei"/>
+                <w:b w:val="0"/>
+                <w:color w:val="000000"/>
+                <w:sz w:val="20"/>
+              </w:rPr>
+              <w:t>灯体为橄榄绿色圆柱形，上下壳之间设磨砂伸缩灯罩；正面有黑色调光旋钮和带胶盖的 USB-C 接口，顶部配置可折叠金属提手。</w:t>
+            </w:r>
+          </w:p>
+        </w:tc>
+      </w:tr>
+    </w:tbl>
+    <w:p>
+      <w:pPr>
+        <w:pStyle w:val="Heading1"/>
+      </w:pPr>
+      <w:r>
+        <w:t>卖点</w:t>
+      </w:r>
+    </w:p>
+    <w:p>
+      <w:pPr>
+        <w:pStyle w:val="ListNumber"/>
+        <w:spacing w:after="80"/>
+        <w:ind w:left="408" w:hanging="255"/>
       </w:pPr>
       <w:r>
         <w:rPr>
           <w:rFonts w:ascii="Microsoft YaHei" w:hAnsi="Microsoft YaHei" w:eastAsia="Microsoft YaHei"/>
           <w:b w:val="0"/>
-          <w:color w:val="667085"/>
-          <w:sz w:val="19"/>
+          <w:color w:val="000000"/>
+          <w:sz w:val="21"/>
         </w:rPr>
-        <w:t>说明：本资料包只填写产品基础、卖点、用户与场景信息。Prompt 数量、片段时长、视觉风格、投放渠道和禁用元素在 Prompt 生成节点配置；画幅、分辨率和 Seedance 能力在视频渲染节点配置。</w:t>
+        <w:t>暖光与白光两种照明氛围可切换。</w:t>
       </w:r>
     </w:p>
     <w:p>
       <w:pPr>
-        <w:pStyle w:val="Heading1"/>
-        <w:pBdr>
-          <w:bottom w:val="single" w:sz="8" w:space="4" w:color="E6C8BA"/>
-        </w:pBdr>
-      </w:pPr>
-      <w:r>
-        <w:t>产品基础层</w:t>
-      </w:r>
-    </w:p>
-    <w:p>
-      <w:pPr>
-        <w:pStyle w:val="Heading2"/>
-      </w:pPr>
-      <w:r>
-        <w:t>品类</w:t>
-      </w:r>
-    </w:p>
-    <w:p>
-      <w:pPr>
-        <w:pStyle w:val="FieldValue"/>
-      </w:pPr>
-      <w:r>
-        <w:t>户外照明用品</w:t>
-      </w:r>
-    </w:p>
-    <w:p>
-      <w:pPr>
-        <w:pStyle w:val="Heading2"/>
-      </w:pPr>
-      <w:r>
-        <w:t>产品名称</w:t>
-      </w:r>
-    </w:p>
-    <w:p>
-      <w:pPr>
-        <w:pStyle w:val="FieldValue"/>
-      </w:pPr>
-      <w:r>
-        <w:t>折叠氛围露营灯</w:t>
-      </w:r>
-    </w:p>
-    <w:p>
-      <w:pPr>
-        <w:pStyle w:val="Heading2"/>
-      </w:pPr>
-      <w:r>
-        <w:t>核心规格</w:t>
-      </w:r>
-    </w:p>
-    <w:p>
-      <w:pPr>
-        <w:pStyle w:val="FieldValue"/>
-      </w:pPr>
-      <w:r>
-        <w:t>4000mAh，USB-C 充电，暖白双光</w:t>
-      </w:r>
-    </w:p>
-    <w:p>
-      <w:pPr>
-        <w:pStyle w:val="Heading2"/>
-      </w:pPr>
-      <w:r>
-        <w:t>价格带</w:t>
-      </w:r>
-    </w:p>
-    <w:p>
-      <w:pPr>
-        <w:pStyle w:val="FieldValue"/>
-      </w:pPr>
-      <w:r>
-        <w:t>99 元/盏</w:t>
-      </w:r>
-    </w:p>
-    <w:p>
-      <w:pPr>
-        <w:pStyle w:val="Heading2"/>
-      </w:pPr>
-      <w:r>
-        <w:t>核心外观特征</w:t>
-      </w:r>
-    </w:p>
-    <w:p>
-      <w:pPr>
-        <w:pStyle w:val="FieldValue"/>
-      </w:pPr>
-      <w:r>
-        <w:t>灯体为橄榄绿色圆柱形，上下壳之间设磨砂伸缩灯罩；正面有黑色调光旋钮和带胶盖的 USB-C 接口，顶部配置可折叠金属提手。</w:t>
-      </w:r>
-    </w:p>
-    <w:p>
-      <w:pPr>
-        <w:pStyle w:val="Heading1"/>
-        <w:pBdr>
-          <w:bottom w:val="single" w:sz="8" w:space="4" w:color="E6C8BA"/>
-        </w:pBdr>
-      </w:pPr>
-      <w:r>
-        <w:t>卖点分层</w:t>
-      </w:r>
-    </w:p>
-    <w:p>
-      <w:pPr>
-        <w:pStyle w:val="Heading2"/>
-      </w:pPr>
-      <w:r>
-        <w:t>核心卖点</w:t>
-      </w:r>
-    </w:p>
-    <w:p>
-      <w:pPr>
-        <w:pStyle w:val="ListBullet"/>
-      </w:pPr>
-      <w:r>
-        <w:t>暖光与白光两种照明氛围可切换</w:t>
-      </w:r>
-    </w:p>
-    <w:p>
-      <w:pPr>
-        <w:pStyle w:val="ListBullet"/>
-      </w:pPr>
-      <w:r>
-        <w:t>伸缩折叠结构兼顾照明面积与收纳体积</w:t>
-      </w:r>
-    </w:p>
-    <w:p>
-      <w:pPr>
-        <w:pStyle w:val="ListBullet"/>
-      </w:pPr>
-      <w:r>
-        <w:t>4000mAh 充电电池减少户外线材依赖</w:t>
-      </w:r>
-    </w:p>
-    <w:p>
-      <w:pPr>
-        <w:pStyle w:val="Heading2"/>
-      </w:pPr>
-      <w:r>
-        <w:t>次要卖点</w:t>
-      </w:r>
-    </w:p>
-    <w:p>
-      <w:pPr>
-        <w:pStyle w:val="ListBullet"/>
-      </w:pPr>
-      <w:r>
-        <w:t>旋钮式调光操作直观</w:t>
-      </w:r>
-    </w:p>
-    <w:p>
-      <w:pPr>
-        <w:pStyle w:val="ListBullet"/>
-      </w:pPr>
-      <w:r>
-        <w:t>金属提手支持手提与悬挂</w:t>
-      </w:r>
-    </w:p>
-    <w:p>
-      <w:pPr>
-        <w:pStyle w:val="ListBullet"/>
-      </w:pPr>
-      <w:r>
-        <w:t>USB-C 接口便于补电</w:t>
-      </w:r>
-    </w:p>
-    <w:p>
-      <w:pPr>
-        <w:pStyle w:val="ListBullet"/>
-      </w:pPr>
-      <w:r>
-        <w:t>橄榄绿色耐用户外造型</w:t>
-      </w:r>
-    </w:p>
-    <w:p>
-      <w:pPr>
-        <w:pStyle w:val="Heading2"/>
-      </w:pPr>
-      <w:r>
-        <w:t>辅助信任背书</w:t>
-      </w:r>
-    </w:p>
-    <w:p>
-      <w:pPr>
-        <w:pStyle w:val="FieldValue"/>
-      </w:pPr>
-      <w:r>
-        <w:t>暂无。</w:t>
-      </w:r>
-    </w:p>
-    <w:p>
-      <w:pPr>
-        <w:pStyle w:val="Heading1"/>
-        <w:pBdr>
-          <w:bottom w:val="single" w:sz="8" w:space="4" w:color="E6C8BA"/>
-        </w:pBdr>
-      </w:pPr>
-      <w:r>
-        <w:t>用户层</w:t>
-      </w:r>
-    </w:p>
-    <w:p>
-      <w:pPr>
-        <w:pStyle w:val="Heading2"/>
-      </w:pPr>
-      <w:r>
-        <w:t>目标受众画像</w:t>
-      </w:r>
-    </w:p>
-    <w:p>
-      <w:pPr>
-        <w:pStyle w:val="ListBullet"/>
-      </w:pPr>
-      <w:r>
-        <w:t>周末露营和野餐人群</w:t>
-      </w:r>
-    </w:p>
-    <w:p>
-      <w:pPr>
-        <w:pStyle w:val="ListBullet"/>
-      </w:pPr>
-      <w:r>
-        <w:t>自驾与短途户外爱好者</w:t>
-      </w:r>
-    </w:p>
-    <w:p>
-      <w:pPr>
-        <w:pStyle w:val="ListBullet"/>
-      </w:pPr>
-      <w:r>
-        <w:t>喜欢阳台氛围布置的家庭用户</w:t>
-      </w:r>
-    </w:p>
-    <w:p>
-      <w:pPr>
-        <w:pStyle w:val="ListBullet"/>
-      </w:pPr>
-      <w:r>
-        <w:t>需要家庭备用照明的消费者</w:t>
-      </w:r>
-    </w:p>
-    <w:p>
-      <w:pPr>
-        <w:pStyle w:val="Heading2"/>
-      </w:pPr>
-      <w:r>
-        <w:t>核心痛点</w:t>
-      </w:r>
-    </w:p>
-    <w:p>
-      <w:pPr>
-        <w:pStyle w:val="ListBullet"/>
-      </w:pPr>
-      <w:r>
-        <w:t>户外灯具体积大，打包收纳不方便</w:t>
-      </w:r>
-    </w:p>
-    <w:p>
-      <w:pPr>
-        <w:pStyle w:val="ListBullet"/>
-      </w:pPr>
-      <w:r>
-        <w:t>单一冷光照明容易破坏露营氛围</w:t>
-      </w:r>
-    </w:p>
-    <w:p>
-      <w:pPr>
-        <w:pStyle w:val="ListBullet"/>
-      </w:pPr>
-      <w:r>
-        <w:t>营地缺少固定电源，线材使用受限</w:t>
-      </w:r>
-    </w:p>
-    <w:p>
-      <w:pPr>
-        <w:pStyle w:val="Heading2"/>
-      </w:pPr>
-      <w:r>
-        <w:t>决策动因</w:t>
-      </w:r>
-    </w:p>
-    <w:p>
-      <w:pPr>
-        <w:pStyle w:val="ListBullet"/>
-      </w:pPr>
-      <w:r>
-        <w:t>关注灯体收拢后的便携性</w:t>
-      </w:r>
-    </w:p>
-    <w:p>
-      <w:pPr>
-        <w:pStyle w:val="ListBullet"/>
-      </w:pPr>
-      <w:r>
-        <w:t>看重暖光与白光切换效果</w:t>
-      </w:r>
-    </w:p>
-    <w:p>
-      <w:pPr>
-        <w:pStyle w:val="ListBullet"/>
-      </w:pPr>
-      <w:r>
-        <w:t>需要放置和悬挂两种使用方式</w:t>
-      </w:r>
-    </w:p>
-    <w:p>
-      <w:pPr>
-        <w:pStyle w:val="ListBullet"/>
-      </w:pPr>
-      <w:r>
-        <w:t>偏好通用 USB-C 充电接口</w:t>
-      </w:r>
-    </w:p>
-    <w:p>
-      <w:pPr>
-        <w:pStyle w:val="Heading2"/>
-      </w:pPr>
-      <w:r>
-        <w:t>营销目标</w:t>
-      </w:r>
-    </w:p>
-    <w:p>
-      <w:pPr>
-        <w:pStyle w:val="FieldValue"/>
-      </w:pPr>
-      <w:r>
-        <w:t>通过伸缩灯罩、暖冷光线和湖畔露营桌场景，突出一盏灯兼顾照明、氛围与收纳的价值，带动户外用品购买。</w:t>
-      </w:r>
-    </w:p>
-    <w:p>
-      <w:pPr>
-        <w:pStyle w:val="Heading1"/>
-        <w:pBdr>
-          <w:bottom w:val="single" w:sz="8" w:space="4" w:color="E6C8BA"/>
-        </w:pBdr>
-      </w:pPr>
-      <w:r>
-        <w:t>场景层</w:t>
-      </w:r>
-    </w:p>
-    <w:p>
-      <w:pPr>
-        <w:pStyle w:val="Heading2"/>
-      </w:pPr>
-      <w:r>
-        <w:t>核心使用场景</w:t>
-      </w:r>
-    </w:p>
-    <w:p>
-      <w:pPr>
-        <w:pStyle w:val="ListBullet"/>
-      </w:pPr>
-      <w:r>
-        <w:t>帐篷内照明</w:t>
-      </w:r>
-    </w:p>
-    <w:p>
-      <w:pPr>
-        <w:pStyle w:val="ListBullet"/>
-      </w:pPr>
-      <w:r>
-        <w:t>露营桌氛围照明</w:t>
-      </w:r>
-    </w:p>
-    <w:p>
-      <w:pPr>
-        <w:pStyle w:val="ListBullet"/>
-      </w:pPr>
-      <w:r>
-        <w:t>阳台夜间小聚</w:t>
-      </w:r>
-    </w:p>
-    <w:p>
-      <w:pPr>
-        <w:pStyle w:val="ListBullet"/>
-      </w:pPr>
-      <w:r>
-        <w:t>家庭临时备用照明</w:t>
-      </w:r>
-    </w:p>
-    <w:p>
-      <w:pPr>
-        <w:pStyle w:val="Heading2"/>
-      </w:pPr>
-      <w:r>
-        <w:t>购买场景</w:t>
-      </w:r>
-    </w:p>
-    <w:p>
-      <w:pPr>
-        <w:pStyle w:val="ListBullet"/>
-      </w:pPr>
-      <w:r>
-        <w:t>露营季装备添置</w:t>
-      </w:r>
-    </w:p>
-    <w:p>
-      <w:pPr>
-        <w:pStyle w:val="ListBullet"/>
-      </w:pPr>
-      <w:r>
-        <w:t>自驾旅行前准备</w:t>
-      </w:r>
-    </w:p>
-    <w:p>
-      <w:pPr>
-        <w:pStyle w:val="ListBullet"/>
-      </w:pPr>
-      <w:r>
-        <w:t>家庭备用照明采购</w:t>
-      </w:r>
-    </w:p>
-    <w:p>
-      <w:pPr>
-        <w:pStyle w:val="Heading2"/>
-      </w:pPr>
-      <w:r>
-        <w:t>情绪共鸣场景</w:t>
-      </w:r>
-    </w:p>
-    <w:p>
-      <w:pPr>
-        <w:pStyle w:val="ListBullet"/>
-      </w:pPr>
-      <w:r>
-        <w:t>暖光围绕营地的放松感</w:t>
-      </w:r>
-    </w:p>
-    <w:p>
-      <w:pPr>
-        <w:pStyle w:val="ListBullet"/>
-      </w:pPr>
-      <w:r>
-        <w:t>夜间环境清晰可见的安心感</w:t>
-      </w:r>
-    </w:p>
-    <w:p>
-      <w:pPr>
-        <w:pStyle w:val="ListBullet"/>
-      </w:pPr>
-      <w:r>
-        <w:t>收拢装备快速出发的轻快感</w:t>
-      </w:r>
-    </w:p>
-    <w:p>
-      <w:pPr>
-        <w:spacing w:before="320" w:after="0"/>
-        <w:shd w:val="clear" w:color="auto" w:fill="F7F8FA"/>
+        <w:pStyle w:val="ListNumber"/>
+        <w:spacing w:after="80"/>
+        <w:ind w:left="408" w:hanging="255"/>
       </w:pPr>
       <w:r>
         <w:rPr>
           <w:rFonts w:ascii="Microsoft YaHei" w:hAnsi="Microsoft YaHei" w:eastAsia="Microsoft YaHei"/>
           <w:b w:val="0"/>
-          <w:color w:val="667085"/>
-          <w:sz w:val="19"/>
+          <w:color w:val="000000"/>
+          <w:sz w:val="21"/>
         </w:rPr>
-        <w:t>填写确认：以上内容由资料提供方确认，作为本次效果类项目的信息提炼依据。</w:t>
+        <w:t>暖光适合露营桌面、帐篷和阳台小聚的氛围照明。</w:t>
+      </w:r>
+    </w:p>
+    <w:p>
+      <w:pPr>
+        <w:pStyle w:val="ListNumber"/>
+        <w:spacing w:after="80"/>
+        <w:ind w:left="408" w:hanging="255"/>
+      </w:pPr>
+      <w:r>
+        <w:rPr>
+          <w:rFonts w:ascii="Microsoft YaHei" w:hAnsi="Microsoft YaHei" w:eastAsia="Microsoft YaHei"/>
+          <w:b w:val="0"/>
+          <w:color w:val="000000"/>
+          <w:sz w:val="21"/>
+        </w:rPr>
+        <w:t>白光适合需要看清物品和操作细节的夜间照明。</w:t>
+      </w:r>
+    </w:p>
+    <w:p>
+      <w:pPr>
+        <w:pStyle w:val="ListNumber"/>
+        <w:spacing w:after="80"/>
+        <w:ind w:left="408" w:hanging="255"/>
+      </w:pPr>
+      <w:r>
+        <w:rPr>
+          <w:rFonts w:ascii="Microsoft YaHei" w:hAnsi="Microsoft YaHei" w:eastAsia="Microsoft YaHei"/>
+          <w:b w:val="0"/>
+          <w:color w:val="000000"/>
+          <w:sz w:val="21"/>
+        </w:rPr>
+        <w:t>伸展磨砂灯罩可增加发光面积。</w:t>
+      </w:r>
+    </w:p>
+    <w:p>
+      <w:pPr>
+        <w:pStyle w:val="ListNumber"/>
+        <w:spacing w:after="80"/>
+        <w:ind w:left="408" w:hanging="255"/>
+      </w:pPr>
+      <w:r>
+        <w:rPr>
+          <w:rFonts w:ascii="Microsoft YaHei" w:hAnsi="Microsoft YaHei" w:eastAsia="Microsoft YaHei"/>
+          <w:b w:val="0"/>
+          <w:color w:val="000000"/>
+          <w:sz w:val="21"/>
+        </w:rPr>
+        <w:t>灯罩收拢后减少灯体的收纳体积。</w:t>
+      </w:r>
+    </w:p>
+    <w:p>
+      <w:pPr>
+        <w:pStyle w:val="ListNumber"/>
+        <w:spacing w:after="80"/>
+        <w:ind w:left="408" w:hanging="255"/>
+      </w:pPr>
+      <w:r>
+        <w:rPr>
+          <w:rFonts w:ascii="Microsoft YaHei" w:hAnsi="Microsoft YaHei" w:eastAsia="Microsoft YaHei"/>
+          <w:b w:val="0"/>
+          <w:color w:val="000000"/>
+          <w:sz w:val="21"/>
+        </w:rPr>
+        <w:t>4000mAh 充电电池减少户外使用时对固定电源和线材的依赖。</w:t>
+      </w:r>
+    </w:p>
+    <w:p>
+      <w:pPr>
+        <w:pStyle w:val="ListNumber"/>
+        <w:spacing w:after="80"/>
+        <w:ind w:left="408" w:hanging="255"/>
+      </w:pPr>
+      <w:r>
+        <w:rPr>
+          <w:rFonts w:ascii="Microsoft YaHei" w:hAnsi="Microsoft YaHei" w:eastAsia="Microsoft YaHei"/>
+          <w:b w:val="0"/>
+          <w:color w:val="000000"/>
+          <w:sz w:val="21"/>
+        </w:rPr>
+        <w:t>旋钮式调光可直接调整亮度。</w:t>
+      </w:r>
+    </w:p>
+    <w:p>
+      <w:pPr>
+        <w:pStyle w:val="ListNumber"/>
+        <w:spacing w:after="80"/>
+        <w:ind w:left="408" w:hanging="255"/>
+      </w:pPr>
+      <w:r>
+        <w:rPr>
+          <w:rFonts w:ascii="Microsoft YaHei" w:hAnsi="Microsoft YaHei" w:eastAsia="Microsoft YaHei"/>
+          <w:b w:val="0"/>
+          <w:color w:val="000000"/>
+          <w:sz w:val="21"/>
+        </w:rPr>
+        <w:t>可折叠金属提手支持手提携带。</w:t>
+      </w:r>
+    </w:p>
+    <w:p>
+      <w:pPr>
+        <w:pStyle w:val="ListNumber"/>
+        <w:spacing w:after="80"/>
+        <w:ind w:left="408" w:hanging="255"/>
+      </w:pPr>
+      <w:r>
+        <w:rPr>
+          <w:rFonts w:ascii="Microsoft YaHei" w:hAnsi="Microsoft YaHei" w:eastAsia="Microsoft YaHei"/>
+          <w:b w:val="0"/>
+          <w:color w:val="000000"/>
+          <w:sz w:val="21"/>
+        </w:rPr>
+        <w:t>金属提手展开后可将灯体悬挂在帐篷或支架上。</w:t>
+      </w:r>
+    </w:p>
+    <w:p>
+      <w:pPr>
+        <w:pStyle w:val="ListNumber"/>
+        <w:spacing w:after="80"/>
+        <w:ind w:left="408" w:hanging="255"/>
+      </w:pPr>
+      <w:r>
+        <w:rPr>
+          <w:rFonts w:ascii="Microsoft YaHei" w:hAnsi="Microsoft YaHei" w:eastAsia="Microsoft YaHei"/>
+          <w:b w:val="0"/>
+          <w:color w:val="000000"/>
+          <w:sz w:val="21"/>
+        </w:rPr>
+        <w:t>USB-C 接口便于使用通用充电线补电。</w:t>
+      </w:r>
+    </w:p>
+    <w:p>
+      <w:pPr>
+        <w:pStyle w:val="ListNumber"/>
+        <w:spacing w:after="80"/>
+        <w:ind w:left="408" w:hanging="255"/>
+      </w:pPr>
+      <w:r>
+        <w:rPr>
+          <w:rFonts w:ascii="Microsoft YaHei" w:hAnsi="Microsoft YaHei" w:eastAsia="Microsoft YaHei"/>
+          <w:b w:val="0"/>
+          <w:color w:val="000000"/>
+          <w:sz w:val="21"/>
+        </w:rPr>
+        <w:t>带胶盖的充电口在户外收纳时可被遮住。</w:t>
+      </w:r>
+    </w:p>
+    <w:p>
+      <w:pPr>
+        <w:pStyle w:val="ListNumber"/>
+        <w:spacing w:after="80"/>
+        <w:ind w:left="408" w:hanging="255"/>
+      </w:pPr>
+      <w:r>
+        <w:rPr>
+          <w:rFonts w:ascii="Microsoft YaHei" w:hAnsi="Microsoft YaHei" w:eastAsia="Microsoft YaHei"/>
+          <w:b w:val="0"/>
+          <w:color w:val="000000"/>
+          <w:sz w:val="21"/>
+        </w:rPr>
+        <w:t>橄榄绿色圆柱灯体适合露营装备风格。</w:t>
+      </w:r>
+    </w:p>
+    <w:p>
+      <w:pPr>
+        <w:pStyle w:val="ListNumber"/>
+        <w:spacing w:after="80"/>
+        <w:ind w:left="408" w:hanging="255"/>
+      </w:pPr>
+      <w:r>
+        <w:rPr>
+          <w:rFonts w:ascii="Microsoft YaHei" w:hAnsi="Microsoft YaHei" w:eastAsia="Microsoft YaHei"/>
+          <w:b w:val="0"/>
+          <w:color w:val="000000"/>
+          <w:sz w:val="21"/>
+        </w:rPr>
+        <w:t>灯体可直接放置在露营桌、阳台或家庭备用照明位置。</w:t>
+      </w:r>
+    </w:p>
+    <w:p>
+      <w:pPr>
+        <w:pStyle w:val="ListNumber"/>
+        <w:spacing w:after="80"/>
+        <w:ind w:left="408" w:hanging="255"/>
+      </w:pPr>
+      <w:r>
+        <w:rPr>
+          <w:rFonts w:ascii="Microsoft YaHei" w:hAnsi="Microsoft YaHei" w:eastAsia="Microsoft YaHei"/>
+          <w:b w:val="0"/>
+          <w:color w:val="000000"/>
+          <w:sz w:val="21"/>
+        </w:rPr>
+        <w:t>一盏灯同时支持放置、手提和悬挂三种使用形态。</w:t>
       </w:r>
     </w:p>
     <w:sectPr>
-      <w:footerReference w:type="default" r:id="rId9"/>
       <w:pgSz w:w="11906" w:h="16838"/>
-      <w:pgMar w:top="1020" w:right="1247" w:bottom="1020" w:left="1247" w:header="454" w:footer="454" w:gutter="0"/>
+      <w:pgMar w:top="1020" w:right="1191" w:bottom="1020" w:left="1191" w:header="720" w:footer="720" w:gutter="0"/>
       <w:cols w:space="720"/>
       <w:docGrid w:linePitch="360"/>
     </w:sectPr>
   </w:body>
 </w:document>
-</file>
-
-<file path=word/footer1.xml><?xml version="1.0" encoding="utf-8"?>
-<w:ftr xmlns:m="http://schemas.openxmlformats.org/officeDocument/2006/math" xmlns:mc="http://schemas.openxmlformats.org/markup-compatibility/2006" xmlns:mo="http://schemas.microsoft.com/office/mac/office/2008/main" xmlns:mv="urn:schemas-microsoft-com:mac:vml" xmlns:o="urn:schemas-microsoft-com:office:office" xmlns:r="http://schemas.openxmlformats.org/officeDocument/2006/relationships" xmlns:v="urn:schemas-microsoft-com:vml" xmlns:w10="urn:schemas-microsoft-com:office:word" xmlns:w14="http://schemas.microsoft.com/office/word/2010/wordml" xmlns:w="http://schemas.openxmlformats.org/wordprocessingml/2006/main" xmlns:wne="http://schemas.microsoft.com/office/word/2006/wordml" xmlns:wp14="http://schemas.microsoft.com/office/word/2010/wordprocessingDrawing" xmlns:wp="http://schemas.openxmlformats.org/drawingml/2006/wordprocessingDrawing" xmlns:wpc="http://schemas.microsoft.com/office/word/2010/wordprocessingCanvas" xmlns:wpg="http://schemas.microsoft.com/office/word/2010/wordprocessingGroup" xmlns:wpi="http://schemas.microsoft.com/office/word/2010/wordprocessingInk" xmlns:wps="http://schemas.microsoft.com/office/word/2010/wordprocessingShape" mc:Ignorable="w14 wp14">
-  <w:p>
-    <w:pPr>
-      <w:pStyle w:val="Footer"/>
-      <w:jc w:val="center"/>
-    </w:pPr>
-    <w:r>
-      <w:rPr>
-        <w:rFonts w:ascii="Microsoft YaHei" w:hAnsi="Microsoft YaHei" w:eastAsia="Microsoft YaHei"/>
-        <w:b w:val="0"/>
-        <w:color w:val="98A2B3"/>
-        <w:sz w:val="17"/>
-      </w:rPr>
-      <w:t>折叠氛围露营灯 · 产品素材制作信息</w:t>
-    </w:r>
-  </w:p>
-</w:ftr>
 </file>
 
 <file path=word/numbering.xml><?xml version="1.0" encoding="utf-8"?>
@@ -902,11 +939,10 @@
     <w:qFormat/>
     <w:rsid w:val="00FC693F"/>
     <w:pPr>
-      <w:spacing w:after="120" w:line="348" w:lineRule="auto"/>
+      <w:spacing w:after="100" w:line="283" w:lineRule="auto"/>
     </w:pPr>
     <w:rPr>
       <w:rFonts w:ascii="Microsoft YaHei" w:hAnsi="Microsoft YaHei" w:eastAsia="Microsoft YaHei"/>
-      <w:color w:val="253247"/>
       <w:sz w:val="21"/>
     </w:rPr>
   </w:style>
@@ -965,14 +1001,14 @@
     <w:pPr>
       <w:keepNext/>
       <w:keepLines/>
-      <w:spacing w:before="320" w:after="160"/>
+      <w:spacing w:before="240" w:after="100"/>
       <w:outlineLvl w:val="0"/>
     </w:pPr>
     <w:rPr>
       <w:rFonts w:asciiTheme="majorHAnsi" w:eastAsiaTheme="majorEastAsia" w:hAnsiTheme="majorHAnsi" w:cstheme="majorBidi" w:ascii="Microsoft YaHei" w:hAnsi="Microsoft YaHei" w:eastAsia="Microsoft YaHei"/>
       <w:b/>
       <w:bCs/>
-      <w:color w:val="8A351E"/>
+      <w:color w:val="000000"/>
       <w:sz w:val="30"/>
       <w:szCs w:val="28"/>
     </w:rPr>
@@ -989,15 +1025,15 @@
     <w:pPr>
       <w:keepNext/>
       <w:keepLines/>
-      <w:spacing w:before="200" w:after="60"/>
+      <w:spacing w:before="140" w:after="100"/>
       <w:outlineLvl w:val="1"/>
     </w:pPr>
     <w:rPr>
       <w:rFonts w:asciiTheme="majorHAnsi" w:eastAsiaTheme="majorEastAsia" w:hAnsiTheme="majorHAnsi" w:cstheme="majorBidi" w:ascii="Microsoft YaHei" w:hAnsi="Microsoft YaHei" w:eastAsia="Microsoft YaHei"/>
       <w:b/>
       <w:bCs/>
-      <w:color w:val="253247"/>
-      <w:sz w:val="23"/>
+      <w:color w:val="000000"/>
+      <w:sz w:val="22"/>
       <w:szCs w:val="26"/>
     </w:rPr>
   </w:style>
@@ -1254,15 +1290,16 @@
       <w:pBdr>
         <w:bottom w:val="single" w:sz="8" w:space="4" w:color="4F81BD" w:themeColor="accent1"/>
       </w:pBdr>
-      <w:spacing w:after="300" w:line="240" w:lineRule="auto"/>
+      <w:spacing w:after="100" w:line="240" w:lineRule="auto"/>
       <w:contextualSpacing/>
     </w:pPr>
     <w:rPr>
-      <w:rFonts w:asciiTheme="majorHAnsi" w:eastAsiaTheme="majorEastAsia" w:hAnsiTheme="majorHAnsi" w:cstheme="majorBidi"/>
-      <w:color w:val="17365D" w:themeColor="text2" w:themeShade="BF"/>
+      <w:rFonts w:asciiTheme="majorHAnsi" w:eastAsiaTheme="majorEastAsia" w:hAnsiTheme="majorHAnsi" w:cstheme="majorBidi" w:ascii="Microsoft YaHei" w:hAnsi="Microsoft YaHei" w:eastAsia="Microsoft YaHei"/>
+      <w:b/>
+      <w:color w:val="000000"/>
       <w:spacing w:val="5"/>
       <w:kern w:val="28"/>
-      <w:sz w:val="52"/>
+      <w:sz w:val="44"/>
       <w:szCs w:val="52"/>
     </w:rPr>
   </w:style>
@@ -1436,15 +1473,8 @@
       <w:numPr>
         <w:numId w:val="1"/>
       </w:numPr>
-      <w:spacing w:after="60" w:line="324" w:lineRule="auto"/>
-      <w:ind w:left="510" w:hanging="198"/>
       <w:contextualSpacing/>
     </w:pPr>
-    <w:rPr>
-      <w:rFonts w:ascii="Microsoft YaHei" w:hAnsi="Microsoft YaHei" w:eastAsia="Microsoft YaHei"/>
-      <w:color w:val="253247"/>
-      <w:sz w:val="21"/>
-    </w:rPr>
   </w:style>
   <w:style w:type="paragraph" w:styleId="ListBullet2">
     <w:name w:val="List Bullet 2"/>
@@ -12599,16 +12629,14 @@
       </w:tcPr>
     </w:tblStylePr>
   </w:style>
-  <w:style w:type="paragraph" w:customStyle="1" w:styleId="FieldValue">
-    <w:name w:val="Field Value"/>
-    <w:basedOn w:val="Normal"/>
-    <w:pPr>
-      <w:spacing w:after="120"/>
-      <w:ind w:left="255"/>
+  <w:style w:type="paragraph" w:customStyle="1" w:styleId="DocumentSubtitle">
+    <w:name w:val="Document Subtitle"/>
+    <w:pPr>
+      <w:spacing w:after="160"/>
     </w:pPr>
     <w:rPr>
       <w:rFonts w:ascii="Microsoft YaHei" w:hAnsi="Microsoft YaHei" w:eastAsia="Microsoft YaHei"/>
-      <w:color w:val="253247"/>
+      <w:color w:val="596375"/>
       <w:sz w:val="21"/>
     </w:rPr>
   </w:style>

--- a/素材/效果类项目素材/折叠氛围露营灯/折叠氛围露营灯资料包.docx
+++ b/素材/效果类项目素材/折叠氛围露营灯/折叠氛围露营灯资料包.docx
@@ -344,225 +344,441 @@
     <w:p>
       <w:pPr>
         <w:pStyle w:val="ListNumber"/>
-        <w:spacing w:after="80"/>
-        <w:ind w:left="408" w:hanging="255"/>
+        <w:keepNext w:val="0"/>
+        <w:keepLines w:val="0"/>
+        <w:widowControl/>
       </w:pPr>
       <w:r>
-        <w:rPr>
-          <w:rFonts w:ascii="Microsoft YaHei" w:hAnsi="Microsoft YaHei" w:eastAsia="Microsoft YaHei"/>
-          <w:b w:val="0"/>
-          <w:color w:val="000000"/>
-          <w:sz w:val="21"/>
-        </w:rPr>
-        <w:t>暖光与白光两种照明氛围可切换。</w:t>
+        <w:t>暖光与白光两种照明氛围可直接切换</w:t>
       </w:r>
     </w:p>
     <w:p>
       <w:pPr>
         <w:pStyle w:val="ListNumber"/>
-        <w:spacing w:after="80"/>
-        <w:ind w:left="408" w:hanging="255"/>
+        <w:keepNext w:val="0"/>
+        <w:keepLines w:val="0"/>
+        <w:widowControl/>
       </w:pPr>
       <w:r>
-        <w:rPr>
-          <w:rFonts w:ascii="Microsoft YaHei" w:hAnsi="Microsoft YaHei" w:eastAsia="Microsoft YaHei"/>
-          <w:b w:val="0"/>
-          <w:color w:val="000000"/>
-          <w:sz w:val="21"/>
-        </w:rPr>
-        <w:t>暖光适合露营桌面、帐篷和阳台小聚的氛围照明。</w:t>
+        <w:t>暖光适合露营桌面、帐篷和阳台小聚的氛围照明</w:t>
       </w:r>
     </w:p>
     <w:p>
       <w:pPr>
         <w:pStyle w:val="ListNumber"/>
-        <w:spacing w:after="80"/>
-        <w:ind w:left="408" w:hanging="255"/>
+        <w:keepNext w:val="0"/>
+        <w:keepLines w:val="0"/>
+        <w:widowControl/>
       </w:pPr>
       <w:r>
-        <w:rPr>
-          <w:rFonts w:ascii="Microsoft YaHei" w:hAnsi="Microsoft YaHei" w:eastAsia="Microsoft YaHei"/>
-          <w:b w:val="0"/>
-          <w:color w:val="000000"/>
-          <w:sz w:val="21"/>
-        </w:rPr>
-        <w:t>白光适合需要看清物品和操作细节的夜间照明。</w:t>
+        <w:t>白光适合需要看清物品和操作细节的夜间照明</w:t>
       </w:r>
     </w:p>
     <w:p>
       <w:pPr>
         <w:pStyle w:val="ListNumber"/>
-        <w:spacing w:after="80"/>
-        <w:ind w:left="408" w:hanging="255"/>
+        <w:keepNext w:val="0"/>
+        <w:keepLines w:val="0"/>
+        <w:widowControl/>
       </w:pPr>
       <w:r>
-        <w:rPr>
-          <w:rFonts w:ascii="Microsoft YaHei" w:hAnsi="Microsoft YaHei" w:eastAsia="Microsoft YaHei"/>
-          <w:b w:val="0"/>
-          <w:color w:val="000000"/>
-          <w:sz w:val="21"/>
-        </w:rPr>
-        <w:t>伸展磨砂灯罩可增加发光面积。</w:t>
+        <w:t>伸展磨砂灯罩可增加灯体的发光面积</w:t>
       </w:r>
     </w:p>
     <w:p>
       <w:pPr>
         <w:pStyle w:val="ListNumber"/>
-        <w:spacing w:after="80"/>
-        <w:ind w:left="408" w:hanging="255"/>
+        <w:keepNext w:val="0"/>
+        <w:keepLines w:val="0"/>
+        <w:widowControl/>
       </w:pPr>
       <w:r>
-        <w:rPr>
-          <w:rFonts w:ascii="Microsoft YaHei" w:hAnsi="Microsoft YaHei" w:eastAsia="Microsoft YaHei"/>
-          <w:b w:val="0"/>
-          <w:color w:val="000000"/>
-          <w:sz w:val="21"/>
-        </w:rPr>
-        <w:t>灯罩收拢后减少灯体的收纳体积。</w:t>
+        <w:t>灯罩收拢后可明显缩短灯体高度</w:t>
       </w:r>
     </w:p>
     <w:p>
       <w:pPr>
         <w:pStyle w:val="ListNumber"/>
-        <w:spacing w:after="80"/>
-        <w:ind w:left="408" w:hanging="255"/>
+        <w:keepNext w:val="0"/>
+        <w:keepLines w:val="0"/>
+        <w:widowControl/>
       </w:pPr>
       <w:r>
-        <w:rPr>
-          <w:rFonts w:ascii="Microsoft YaHei" w:hAnsi="Microsoft YaHei" w:eastAsia="Microsoft YaHei"/>
-          <w:b w:val="0"/>
-          <w:color w:val="000000"/>
-          <w:sz w:val="21"/>
-        </w:rPr>
-        <w:t>4000mAh 充电电池减少户外使用时对固定电源和线材的依赖。</w:t>
+        <w:t>4000mAh 充电电池减少户外使用时对固定电源的依赖</w:t>
       </w:r>
     </w:p>
     <w:p>
       <w:pPr>
         <w:pStyle w:val="ListNumber"/>
-        <w:spacing w:after="80"/>
-        <w:ind w:left="408" w:hanging="255"/>
+        <w:keepNext w:val="0"/>
+        <w:keepLines w:val="0"/>
+        <w:widowControl/>
       </w:pPr>
       <w:r>
-        <w:rPr>
-          <w:rFonts w:ascii="Microsoft YaHei" w:hAnsi="Microsoft YaHei" w:eastAsia="Microsoft YaHei"/>
-          <w:b w:val="0"/>
-          <w:color w:val="000000"/>
-          <w:sz w:val="21"/>
-        </w:rPr>
-        <w:t>旋钮式调光可直接调整亮度。</w:t>
+        <w:t>正面旋钮可直接完成亮度调节</w:t>
       </w:r>
     </w:p>
     <w:p>
       <w:pPr>
         <w:pStyle w:val="ListNumber"/>
-        <w:spacing w:after="80"/>
-        <w:ind w:left="408" w:hanging="255"/>
+        <w:keepNext w:val="0"/>
+        <w:keepLines w:val="0"/>
+        <w:widowControl/>
       </w:pPr>
       <w:r>
-        <w:rPr>
-          <w:rFonts w:ascii="Microsoft YaHei" w:hAnsi="Microsoft YaHei" w:eastAsia="Microsoft YaHei"/>
-          <w:b w:val="0"/>
-          <w:color w:val="000000"/>
-          <w:sz w:val="21"/>
-        </w:rPr>
-        <w:t>可折叠金属提手支持手提携带。</w:t>
+        <w:t>转动旋钮时灯光亮度可连续呈现明暗变化</w:t>
       </w:r>
     </w:p>
     <w:p>
       <w:pPr>
         <w:pStyle w:val="ListNumber"/>
-        <w:spacing w:after="80"/>
-        <w:ind w:left="408" w:hanging="255"/>
+        <w:keepNext w:val="0"/>
+        <w:keepLines w:val="0"/>
+        <w:widowControl/>
       </w:pPr>
       <w:r>
-        <w:rPr>
-          <w:rFonts w:ascii="Microsoft YaHei" w:hAnsi="Microsoft YaHei" w:eastAsia="Microsoft YaHei"/>
-          <w:b w:val="0"/>
-          <w:color w:val="000000"/>
-          <w:sz w:val="21"/>
-        </w:rPr>
-        <w:t>金属提手展开后可将灯体悬挂在帐篷或支架上。</w:t>
+        <w:t>可折叠金属提手支持手提携带</w:t>
       </w:r>
     </w:p>
     <w:p>
       <w:pPr>
         <w:pStyle w:val="ListNumber"/>
-        <w:spacing w:after="80"/>
-        <w:ind w:left="408" w:hanging="255"/>
+        <w:keepNext w:val="0"/>
+        <w:keepLines w:val="0"/>
+        <w:widowControl/>
       </w:pPr>
       <w:r>
-        <w:rPr>
-          <w:rFonts w:ascii="Microsoft YaHei" w:hAnsi="Microsoft YaHei" w:eastAsia="Microsoft YaHei"/>
-          <w:b w:val="0"/>
-          <w:color w:val="000000"/>
-          <w:sz w:val="21"/>
-        </w:rPr>
-        <w:t>USB-C 接口便于使用通用充电线补电。</w:t>
+        <w:t>金属提手展开后可将灯体悬挂在帐篷或支架上</w:t>
       </w:r>
     </w:p>
     <w:p>
       <w:pPr>
         <w:pStyle w:val="ListNumber"/>
-        <w:spacing w:after="80"/>
-        <w:ind w:left="408" w:hanging="255"/>
+        <w:keepNext w:val="0"/>
+        <w:keepLines w:val="0"/>
+        <w:widowControl/>
       </w:pPr>
       <w:r>
-        <w:rPr>
-          <w:rFonts w:ascii="Microsoft YaHei" w:hAnsi="Microsoft YaHei" w:eastAsia="Microsoft YaHei"/>
-          <w:b w:val="0"/>
-          <w:color w:val="000000"/>
-          <w:sz w:val="21"/>
-        </w:rPr>
-        <w:t>带胶盖的充电口在户外收纳时可被遮住。</w:t>
+        <w:t>USB-C 接口便于使用通用充电线补电</w:t>
       </w:r>
     </w:p>
     <w:p>
       <w:pPr>
         <w:pStyle w:val="ListNumber"/>
-        <w:spacing w:after="80"/>
-        <w:ind w:left="408" w:hanging="255"/>
+        <w:keepNext w:val="0"/>
+        <w:keepLines w:val="0"/>
+        <w:widowControl/>
       </w:pPr>
       <w:r>
-        <w:rPr>
-          <w:rFonts w:ascii="Microsoft YaHei" w:hAnsi="Microsoft YaHei" w:eastAsia="Microsoft YaHei"/>
-          <w:b w:val="0"/>
-          <w:color w:val="000000"/>
-          <w:sz w:val="21"/>
-        </w:rPr>
-        <w:t>橄榄绿色圆柱灯体适合露营装备风格。</w:t>
+        <w:t>充电口胶盖可在收纳时遮住接口</w:t>
       </w:r>
     </w:p>
     <w:p>
       <w:pPr>
         <w:pStyle w:val="ListNumber"/>
-        <w:spacing w:after="80"/>
-        <w:ind w:left="408" w:hanging="255"/>
+        <w:keepNext w:val="0"/>
+        <w:keepLines w:val="0"/>
+        <w:widowControl/>
       </w:pPr>
       <w:r>
-        <w:rPr>
-          <w:rFonts w:ascii="Microsoft YaHei" w:hAnsi="Microsoft YaHei" w:eastAsia="Microsoft YaHei"/>
-          <w:b w:val="0"/>
-          <w:color w:val="000000"/>
-          <w:sz w:val="21"/>
-        </w:rPr>
-        <w:t>灯体可直接放置在露营桌、阳台或家庭备用照明位置。</w:t>
+        <w:t>橄榄绿色圆柱灯体呈现统一的户外装备风格</w:t>
       </w:r>
     </w:p>
     <w:p>
       <w:pPr>
         <w:pStyle w:val="ListNumber"/>
-        <w:spacing w:after="80"/>
-        <w:ind w:left="408" w:hanging="255"/>
+        <w:keepNext w:val="0"/>
+        <w:keepLines w:val="0"/>
+        <w:widowControl/>
       </w:pPr>
       <w:r>
-        <w:rPr>
-          <w:rFonts w:ascii="Microsoft YaHei" w:hAnsi="Microsoft YaHei" w:eastAsia="Microsoft YaHei"/>
-          <w:b w:val="0"/>
-          <w:color w:val="000000"/>
-          <w:sz w:val="21"/>
-        </w:rPr>
-        <w:t>一盏灯同时支持放置、手提和悬挂三种使用形态。</w:t>
+        <w:t>磨砂伸缩灯罩可柔化内部光源的直接亮度</w:t>
+      </w:r>
+    </w:p>
+    <w:p>
+      <w:pPr>
+        <w:pStyle w:val="ListNumber"/>
+        <w:keepNext w:val="0"/>
+        <w:keepLines w:val="0"/>
+        <w:widowControl/>
+      </w:pPr>
+      <w:r>
+        <w:t>圆柱底座可让灯体稳定直立在桌面</w:t>
+      </w:r>
+    </w:p>
+    <w:p>
+      <w:pPr>
+        <w:pStyle w:val="ListNumber"/>
+        <w:keepNext w:val="0"/>
+        <w:keepLines w:val="0"/>
+        <w:widowControl/>
+      </w:pPr>
+      <w:r>
+        <w:t>灯罩向上拉伸时可逐段露出完整发光面</w:t>
+      </w:r>
+    </w:p>
+    <w:p>
+      <w:pPr>
+        <w:pStyle w:val="ListNumber"/>
+        <w:keepNext w:val="0"/>
+        <w:keepLines w:val="0"/>
+        <w:widowControl/>
+      </w:pPr>
+      <w:r>
+        <w:t>灯罩向下收拢时可把发光部分收入上下壳之间</w:t>
+      </w:r>
+    </w:p>
+    <w:p>
+      <w:pPr>
+        <w:pStyle w:val="ListNumber"/>
+        <w:keepNext w:val="0"/>
+        <w:keepLines w:val="0"/>
+        <w:widowControl/>
+      </w:pPr>
+      <w:r>
+        <w:t>展开与收拢的连续动作可直观展示折叠结构</w:t>
+      </w:r>
+    </w:p>
+    <w:p>
+      <w:pPr>
+        <w:pStyle w:val="ListNumber"/>
+        <w:keepNext w:val="0"/>
+        <w:keepLines w:val="0"/>
+        <w:widowControl/>
+      </w:pPr>
+      <w:r>
+        <w:t>折叠后可放入露营收纳箱或随身装备袋</w:t>
+      </w:r>
+    </w:p>
+    <w:p>
+      <w:pPr>
+        <w:pStyle w:val="ListNumber"/>
+        <w:keepNext w:val="0"/>
+        <w:keepLines w:val="0"/>
+        <w:widowControl/>
+      </w:pPr>
+      <w:r>
+        <w:t>从收纳袋取出后可快速拉开灯罩并点亮</w:t>
+      </w:r>
+    </w:p>
+    <w:p>
+      <w:pPr>
+        <w:pStyle w:val="ListNumber"/>
+        <w:keepNext w:val="0"/>
+        <w:keepLines w:val="0"/>
+        <w:widowControl/>
+      </w:pPr>
+      <w:r>
+        <w:t>手提状态下灯光可随人的移动照亮前方</w:t>
+      </w:r>
+    </w:p>
+    <w:p>
+      <w:pPr>
+        <w:pStyle w:val="ListNumber"/>
+        <w:keepNext w:val="0"/>
+        <w:keepLines w:val="0"/>
+        <w:widowControl/>
+      </w:pPr>
+      <w:r>
+        <w:t>露营桌上直立放置可照亮餐具和桌面物品</w:t>
+      </w:r>
+    </w:p>
+    <w:p>
+      <w:pPr>
+        <w:pStyle w:val="ListNumber"/>
+        <w:keepNext w:val="0"/>
+        <w:keepLines w:val="0"/>
+        <w:widowControl/>
+      </w:pPr>
+      <w:r>
+        <w:t>悬挂在帐篷内可从较高位置向下提供照明</w:t>
+      </w:r>
+    </w:p>
+    <w:p>
+      <w:pPr>
+        <w:pStyle w:val="ListNumber"/>
+        <w:keepNext w:val="0"/>
+        <w:keepLines w:val="0"/>
+        <w:widowControl/>
+      </w:pPr>
+      <w:r>
+        <w:t>悬挂在户外支架上可释放桌面空间</w:t>
+      </w:r>
+    </w:p>
+    <w:p>
+      <w:pPr>
+        <w:pStyle w:val="ListNumber"/>
+        <w:keepNext w:val="0"/>
+        <w:keepLines w:val="0"/>
+        <w:widowControl/>
+      </w:pPr>
+      <w:r>
+        <w:t>阳台小聚时暖光可集中形成柔和桌面氛围</w:t>
+      </w:r>
+    </w:p>
+    <w:p>
+      <w:pPr>
+        <w:pStyle w:val="ListNumber"/>
+        <w:keepNext w:val="0"/>
+        <w:keepLines w:val="0"/>
+        <w:widowControl/>
+      </w:pPr>
+      <w:r>
+        <w:t>家庭停电或临时照明时可直接放在常用位置</w:t>
+      </w:r>
+    </w:p>
+    <w:p>
+      <w:pPr>
+        <w:pStyle w:val="ListNumber"/>
+        <w:keepNext w:val="0"/>
+        <w:keepLines w:val="0"/>
+        <w:widowControl/>
+      </w:pPr>
+      <w:r>
+        <w:t>夜间整理露营装备时白光可帮助看清物品细节</w:t>
+      </w:r>
+    </w:p>
+    <w:p>
+      <w:pPr>
+        <w:pStyle w:val="ListNumber"/>
+        <w:keepNext w:val="0"/>
+        <w:keepLines w:val="0"/>
+        <w:widowControl/>
+      </w:pPr>
+      <w:r>
+        <w:t>夜间用餐时暖光可降低桌面照明的生硬感</w:t>
+      </w:r>
+    </w:p>
+    <w:p>
+      <w:pPr>
+        <w:pStyle w:val="ListNumber"/>
+        <w:keepNext w:val="0"/>
+        <w:keepLines w:val="0"/>
+        <w:widowControl/>
+      </w:pPr>
+      <w:r>
+        <w:t>低亮度状态可保留环境氛围而不过度照亮周围</w:t>
+      </w:r>
+    </w:p>
+    <w:p>
+      <w:pPr>
+        <w:pStyle w:val="ListNumber"/>
+        <w:keepNext w:val="0"/>
+        <w:keepLines w:val="0"/>
+        <w:widowControl/>
+      </w:pPr>
+      <w:r>
+        <w:t>提高亮度后可更清楚地照亮近距离操作区域</w:t>
+      </w:r>
+    </w:p>
+    <w:p>
+      <w:pPr>
+        <w:pStyle w:val="ListNumber"/>
+        <w:keepNext w:val="0"/>
+        <w:keepLines w:val="0"/>
+        <w:widowControl/>
+      </w:pPr>
+      <w:r>
+        <w:t>手握金属提手可展示灯体尺寸与携带方式</w:t>
+      </w:r>
+    </w:p>
+    <w:p>
+      <w:pPr>
+        <w:pStyle w:val="ListNumber"/>
+        <w:keepNext w:val="0"/>
+        <w:keepLines w:val="0"/>
+        <w:widowControl/>
+      </w:pPr>
+      <w:r>
+        <w:t>将提手从贴合灯体翻起可展示折叠连接结构</w:t>
+      </w:r>
+    </w:p>
+    <w:p>
+      <w:pPr>
+        <w:pStyle w:val="ListNumber"/>
+        <w:keepNext w:val="0"/>
+        <w:keepLines w:val="0"/>
+        <w:widowControl/>
+      </w:pPr>
+      <w:r>
+        <w:t>掀开胶盖后可看到隐藏在侧面的 USB-C 接口</w:t>
+      </w:r>
+    </w:p>
+    <w:p>
+      <w:pPr>
+        <w:pStyle w:val="ListNumber"/>
+        <w:keepNext w:val="0"/>
+        <w:keepLines w:val="0"/>
+        <w:widowControl/>
+      </w:pPr>
+      <w:r>
+        <w:t>插入 USB-C 线可清楚展示灯体的补电方式</w:t>
+      </w:r>
+    </w:p>
+    <w:p>
+      <w:pPr>
+        <w:pStyle w:val="ListNumber"/>
+        <w:keepNext w:val="0"/>
+        <w:keepLines w:val="0"/>
+        <w:widowControl/>
+      </w:pPr>
+      <w:r>
+        <w:t>橄榄绿外壳与暖色灯光可形成明显冷暖对比</w:t>
+      </w:r>
+    </w:p>
+    <w:p>
+      <w:pPr>
+        <w:pStyle w:val="ListNumber"/>
+        <w:keepNext w:val="0"/>
+        <w:keepLines w:val="0"/>
+        <w:widowControl/>
+      </w:pPr>
+      <w:r>
+        <w:t>磨砂灯罩近景可呈现光线透过后的均匀质感</w:t>
+      </w:r>
+    </w:p>
+    <w:p>
+      <w:pPr>
+        <w:pStyle w:val="ListNumber"/>
+        <w:keepNext w:val="0"/>
+        <w:keepLines w:val="0"/>
+        <w:widowControl/>
+      </w:pPr>
+      <w:r>
+        <w:t>伸展与收拢两种侧面轮廓可进行直观对比</w:t>
+      </w:r>
+    </w:p>
+    <w:p>
+      <w:pPr>
+        <w:pStyle w:val="ListNumber"/>
+        <w:keepNext w:val="0"/>
+        <w:keepLines w:val="0"/>
+        <w:widowControl/>
+      </w:pPr>
+      <w:r>
+        <w:t>放置、手提和悬挂三种状态可分别用于不同空间</w:t>
+      </w:r>
+    </w:p>
+    <w:p>
+      <w:pPr>
+        <w:pStyle w:val="ListNumber"/>
+        <w:keepNext w:val="0"/>
+        <w:keepLines w:val="0"/>
+        <w:widowControl/>
+      </w:pPr>
+      <w:r>
+        <w:t>从展开灯罩、转动旋钮到选定光色可形成完整点亮流程</w:t>
+      </w:r>
+    </w:p>
+    <w:p>
+      <w:pPr>
+        <w:pStyle w:val="ListNumber"/>
+        <w:keepNext w:val="0"/>
+        <w:keepLines w:val="0"/>
+        <w:widowControl/>
+      </w:pPr>
+      <w:r>
+        <w:t>从关闭胶盖到折叠提手可形成完整收纳流程</w:t>
       </w:r>
     </w:p>
     <w:sectPr>
@@ -1287,9 +1503,6 @@
     <w:qFormat/>
     <w:rsid w:val="00FC693F"/>
     <w:pPr>
-      <w:pBdr>
-        <w:bottom w:val="single" w:sz="8" w:space="4" w:color="4F81BD" w:themeColor="accent1"/>
-      </w:pBdr>
       <w:spacing w:after="100" w:line="240" w:lineRule="auto"/>
       <w:contextualSpacing/>
     </w:pPr>
